--- a/testakten/corporate-contract-law-projektvertrag-automation-augsburg/07_Kundenanmerkungen_2026-09-11.docx
+++ b/testakten/corporate-contract-law-projektvertrag-automation-augsburg/07_Kundenanmerkungen_2026-09-11.docx
@@ -18,10 +18,22 @@
     <w:p>
       <w:pPr>
         <w:pStyle w:val="Heading1"/>
+        <w:keepNext/>
+        <w:spacing w:after="0"/>
       </w:pPr>
       <w:r>
         <w:t>1 Vertragsunterlagen und Gesamtfunktion</w:t>
       </w:r>
+    </w:p>
+    <w:p>
+      <w:pPr>
+        <w:keepNext/>
+        <w:spacing w:before="0" w:after="0" w:line="220" w:lineRule="exact"/>
+        <w:rPr>
+          <w:sz w:val="22"/>
+          <w:szCs w:val="22"/>
+        </w:rPr>
+      </w:pPr>
     </w:p>
     <w:p>
       <w:r>
@@ -36,10 +48,22 @@
     <w:p>
       <w:pPr>
         <w:pStyle w:val="Heading1"/>
+        <w:keepNext/>
+        <w:spacing w:after="0"/>
       </w:pPr>
       <w:r>
         <w:t>2 Preis und Zahlung</w:t>
       </w:r>
+    </w:p>
+    <w:p>
+      <w:pPr>
+        <w:keepNext/>
+        <w:spacing w:before="0" w:after="0" w:line="220" w:lineRule="exact"/>
+        <w:rPr>
+          <w:sz w:val="22"/>
+          <w:szCs w:val="22"/>
+        </w:rPr>
+      </w:pPr>
     </w:p>
     <w:p>
       <w:r>
@@ -54,10 +78,22 @@
     <w:p>
       <w:pPr>
         <w:pStyle w:val="Heading1"/>
+        <w:keepNext/>
+        <w:spacing w:after="0"/>
       </w:pPr>
       <w:r>
         <w:t>3 Hallenstrom und Termine</w:t>
       </w:r>
+    </w:p>
+    <w:p>
+      <w:pPr>
+        <w:keepNext/>
+        <w:spacing w:before="0" w:after="0" w:line="220" w:lineRule="exact"/>
+        <w:rPr>
+          <w:sz w:val="22"/>
+          <w:szCs w:val="22"/>
+        </w:rPr>
+      </w:pPr>
     </w:p>
     <w:p>
       <w:r>
@@ -77,10 +113,22 @@
     <w:p>
       <w:pPr>
         <w:pStyle w:val="Heading1"/>
+        <w:keepNext/>
+        <w:spacing w:after="0"/>
       </w:pPr>
       <w:r>
         <w:t>4 Prüfungen und Abnahme</w:t>
       </w:r>
+    </w:p>
+    <w:p>
+      <w:pPr>
+        <w:keepNext/>
+        <w:spacing w:before="0" w:after="0" w:line="220" w:lineRule="exact"/>
+        <w:rPr>
+          <w:sz w:val="22"/>
+          <w:szCs w:val="22"/>
+        </w:rPr>
+      </w:pPr>
     </w:p>
     <w:p>
       <w:r>
@@ -100,10 +148,22 @@
     <w:p>
       <w:pPr>
         <w:pStyle w:val="Heading1"/>
+        <w:keepNext/>
+        <w:spacing w:after="0"/>
       </w:pPr>
       <w:r>
         <w:t>5 Software und Betreuung</w:t>
       </w:r>
+    </w:p>
+    <w:p>
+      <w:pPr>
+        <w:keepNext/>
+        <w:spacing w:before="0" w:after="0" w:line="220" w:lineRule="exact"/>
+        <w:rPr>
+          <w:sz w:val="22"/>
+          <w:szCs w:val="22"/>
+        </w:rPr>
+      </w:pPr>
     </w:p>
     <w:p>
       <w:r>
@@ -118,10 +178,22 @@
     <w:p>
       <w:pPr>
         <w:pStyle w:val="Heading1"/>
+        <w:keepNext/>
+        <w:spacing w:after="0"/>
       </w:pPr>
       <w:r>
         <w:t>6 Schäden und vorzeitiges Ende</w:t>
       </w:r>
+    </w:p>
+    <w:p>
+      <w:pPr>
+        <w:keepNext/>
+        <w:spacing w:before="0" w:after="0" w:line="220" w:lineRule="exact"/>
+        <w:rPr>
+          <w:sz w:val="22"/>
+          <w:szCs w:val="22"/>
+        </w:rPr>
+      </w:pPr>
     </w:p>
     <w:p>
       <w:r>
@@ -616,7 +688,7 @@
     <w:pPr>
       <w:keepNext/>
       <w:keepLines/>
-      <w:spacing w:before="160" w:after="120"/>
+      <w:spacing w:before="160" w:after="0"/>
       <w:outlineLvl w:val="0"/>
     </w:pPr>
     <w:rPr>
@@ -640,7 +712,7 @@
     <w:pPr>
       <w:keepNext/>
       <w:keepLines/>
-      <w:spacing w:before="160" w:after="120"/>
+      <w:spacing w:before="160" w:after="0"/>
       <w:outlineLvl w:val="1"/>
     </w:pPr>
     <w:rPr>
